--- a/opisy_archetypow/opisy_Władca.docx
+++ b/opisy_archetypow/opisy_Władca.docx
@@ -903,6 +903,33 @@
       <w:r>
         <w:t>Ojciec Chrzestny</w:t>
       </w:r>
+      <w:r>
+        <w:t xml:space="preserve">, </w:t>
+      </w:r>
+      <w:proofErr w:type="spellStart"/>
+      <w:r>
+        <w:t>Mufasa</w:t>
+      </w:r>
+      <w:proofErr w:type="spellEnd"/>
+      <w:r>
+        <w:t xml:space="preserve">, </w:t>
+      </w:r>
+      <w:r>
+        <w:t xml:space="preserve">Logan Roy, </w:t>
+      </w:r>
+      <w:proofErr w:type="spellStart"/>
+      <w:r>
+        <w:t>Daenerys</w:t>
+      </w:r>
+      <w:proofErr w:type="spellEnd"/>
+      <w:r>
+        <w:t xml:space="preserve"> </w:t>
+      </w:r>
+      <w:proofErr w:type="spellStart"/>
+      <w:r>
+        <w:t>Targaryen</w:t>
+      </w:r>
+      <w:proofErr w:type="spellEnd"/>
     </w:p>
     <w:p/>
     <w:p>
@@ -910,7 +937,15 @@
         <w:pStyle w:val="Nagwek3"/>
       </w:pPr>
       <w:r>
-        <w:t>Paleta kolorów (HEX)</w:t>
+        <w:t>Paleta kolorów (</w:t>
+      </w:r>
+      <w:proofErr w:type="spellStart"/>
+      <w:r>
+        <w:t>HEX</w:t>
+      </w:r>
+      <w:proofErr w:type="spellEnd"/>
+      <w:r>
+        <w:t>)</w:t>
       </w:r>
     </w:p>
     <w:p>
@@ -3183,7 +3218,15 @@
     </w:p>
     <w:p>
       <w:r>
-        <w:t>Akcent / CTA: złoto (#FFD700) (na ciemnym tle) lub burgund (#800020) (na jasnym tle)</w:t>
+        <w:t xml:space="preserve">Akcent / </w:t>
+      </w:r>
+      <w:proofErr w:type="spellStart"/>
+      <w:r>
+        <w:t>CTA</w:t>
+      </w:r>
+      <w:proofErr w:type="spellEnd"/>
+      <w:r>
+        <w:t>: złoto (#FFD700) (na ciemnym tle) lub burgund (#800020) (na jasnym tle)</w:t>
       </w:r>
     </w:p>
     <w:p>
@@ -3217,11 +3260,21 @@
           <w:b/>
           <w:bCs/>
         </w:rPr>
-        <w:t>Klasyczne serif</w:t>
-      </w:r>
+        <w:t xml:space="preserve">Klasyczne </w:t>
+      </w:r>
+      <w:proofErr w:type="spellStart"/>
       <w:r>
         <w:rPr>
           <w:rFonts w:ascii="Aptos" w:hAnsi="Aptos" w:cs="Poppins"/>
+          <w:b/>
+          <w:bCs/>
+        </w:rPr>
+        <w:t>serif</w:t>
+      </w:r>
+      <w:proofErr w:type="spellEnd"/>
+      <w:r>
+        <w:rPr>
+          <w:rFonts w:ascii="Aptos" w:hAnsi="Aptos" w:cs="Poppins"/>
         </w:rPr>
         <w:t xml:space="preserve"> (np. </w:t>
       </w:r>
@@ -3284,14 +3337,43 @@
           <w:b/>
           <w:bCs/>
         </w:rPr>
-        <w:t>Nowoczesne, eleganckie sans serif</w:t>
-      </w:r>
+        <w:t xml:space="preserve">Nowoczesne, eleganckie </w:t>
+      </w:r>
+      <w:proofErr w:type="spellStart"/>
       <w:r>
         <w:rPr>
           <w:rFonts w:ascii="Aptos" w:hAnsi="Aptos" w:cs="Poppins"/>
+          <w:b/>
+          <w:bCs/>
+        </w:rPr>
+        <w:t>sans</w:t>
+      </w:r>
+      <w:proofErr w:type="spellEnd"/>
+      <w:r>
+        <w:rPr>
+          <w:rFonts w:ascii="Aptos" w:hAnsi="Aptos" w:cs="Poppins"/>
+          <w:b/>
+          <w:bCs/>
+        </w:rPr>
+        <w:t xml:space="preserve"> </w:t>
+      </w:r>
+      <w:proofErr w:type="spellStart"/>
+      <w:r>
+        <w:rPr>
+          <w:rFonts w:ascii="Aptos" w:hAnsi="Aptos" w:cs="Poppins"/>
+          <w:b/>
+          <w:bCs/>
+        </w:rPr>
+        <w:t>serif</w:t>
+      </w:r>
+      <w:proofErr w:type="spellEnd"/>
+      <w:r>
+        <w:rPr>
+          <w:rFonts w:ascii="Aptos" w:hAnsi="Aptos" w:cs="Poppins"/>
         </w:rPr>
         <w:t xml:space="preserve"> (np. </w:t>
       </w:r>
+      <w:proofErr w:type="spellStart"/>
       <w:r>
         <w:rPr>
           <w:rFonts w:ascii="Aptos" w:hAnsi="Aptos" w:cs="Poppins"/>
@@ -3300,12 +3382,14 @@
         </w:rPr>
         <w:t>Helvetica</w:t>
       </w:r>
+      <w:proofErr w:type="spellEnd"/>
       <w:r>
         <w:rPr>
           <w:rFonts w:ascii="Aptos" w:hAnsi="Aptos" w:cs="Poppins"/>
         </w:rPr>
         <w:t xml:space="preserve">, </w:t>
       </w:r>
+      <w:proofErr w:type="spellStart"/>
       <w:r>
         <w:rPr>
           <w:rFonts w:ascii="Aptos" w:hAnsi="Aptos" w:cs="Poppins"/>
@@ -3314,6 +3398,7 @@
         </w:rPr>
         <w:t>Raleway</w:t>
       </w:r>
+      <w:proofErr w:type="spellEnd"/>
       <w:r>
         <w:rPr>
           <w:rFonts w:ascii="Aptos" w:hAnsi="Aptos" w:cs="Poppins"/>
@@ -3335,11 +3420,25 @@
         <w:rPr>
           <w:rFonts w:ascii="Aptos" w:hAnsi="Aptos" w:cs="Poppins"/>
         </w:rPr>
-        <w:t xml:space="preserve">W zależności od charakteru brandu można też postawić na </w:t>
-      </w:r>
+        <w:t xml:space="preserve">W zależności od charakteru </w:t>
+      </w:r>
+      <w:proofErr w:type="spellStart"/>
       <w:r>
         <w:rPr>
           <w:rFonts w:ascii="Aptos" w:hAnsi="Aptos" w:cs="Poppins"/>
+        </w:rPr>
+        <w:t>brandu</w:t>
+      </w:r>
+      <w:proofErr w:type="spellEnd"/>
+      <w:r>
+        <w:rPr>
+          <w:rFonts w:ascii="Aptos" w:hAnsi="Aptos" w:cs="Poppins"/>
+        </w:rPr>
+        <w:t xml:space="preserve"> można też postawić na </w:t>
+      </w:r>
+      <w:r>
+        <w:rPr>
+          <w:rFonts w:ascii="Aptos" w:hAnsi="Aptos" w:cs="Poppins"/>
           <w:b/>
           <w:bCs/>
         </w:rPr>
@@ -3351,6 +3450,7 @@
         </w:rPr>
         <w:t xml:space="preserve"> stylizowane na litery używane w prasie premium (np. </w:t>
       </w:r>
+      <w:proofErr w:type="spellStart"/>
       <w:r>
         <w:rPr>
           <w:rFonts w:ascii="Aptos" w:hAnsi="Aptos" w:cs="Poppins"/>
@@ -3359,20 +3459,41 @@
         </w:rPr>
         <w:t>Didot</w:t>
       </w:r>
+      <w:proofErr w:type="spellEnd"/>
       <w:r>
         <w:rPr>
           <w:rFonts w:ascii="Aptos" w:hAnsi="Aptos" w:cs="Poppins"/>
         </w:rPr>
         <w:t xml:space="preserve"> czy </w:t>
       </w:r>
+      <w:proofErr w:type="spellStart"/>
       <w:r>
         <w:rPr>
           <w:rFonts w:ascii="Aptos" w:hAnsi="Aptos" w:cs="Poppins"/>
           <w:b/>
           <w:bCs/>
         </w:rPr>
-        <w:t>Libre Baskerville</w:t>
-      </w:r>
+        <w:t>Libre</w:t>
+      </w:r>
+      <w:proofErr w:type="spellEnd"/>
+      <w:r>
+        <w:rPr>
+          <w:rFonts w:ascii="Aptos" w:hAnsi="Aptos" w:cs="Poppins"/>
+          <w:b/>
+          <w:bCs/>
+        </w:rPr>
+        <w:t xml:space="preserve"> </w:t>
+      </w:r>
+      <w:proofErr w:type="spellStart"/>
+      <w:r>
+        <w:rPr>
+          <w:rFonts w:ascii="Aptos" w:hAnsi="Aptos" w:cs="Poppins"/>
+          <w:b/>
+          <w:bCs/>
+        </w:rPr>
+        <w:t>Baskerville</w:t>
+      </w:r>
+      <w:proofErr w:type="spellEnd"/>
       <w:r>
         <w:rPr>
           <w:rFonts w:ascii="Aptos" w:hAnsi="Aptos" w:cs="Poppins"/>
@@ -10873,7 +10994,6 @@
   <w:style w:type="character" w:default="1" w:styleId="Domylnaczcionkaakapitu">
     <w:name w:val="Default Paragraph Font"/>
     <w:uiPriority w:val="1"/>
-    <w:semiHidden/>
     <w:unhideWhenUsed/>
   </w:style>
   <w:style w:type="table" w:default="1" w:styleId="Standardowy">
